--- a/pr-preview/pr-202/chapters/citations-evidence.docx
+++ b/pr-preview/pr-202/chapters/citations-evidence.docx
@@ -15,7 +15,7 @@
         <w:pStyle w:val="Date"/>
       </w:pPr>
       <w:r>
-        <w:t xml:space="preserve">Last modified: 2026-10-14 12:11:55 (PDT)</w:t>
+        <w:t xml:space="preserve">Last modified: 2026-10-16 04:17:13 (PDT)</w:t>
       </w:r>
     </w:p>
     <w:p>
@@ -2288,7 +2288,7 @@
       </w:r>
     </w:p>
     <w:bookmarkEnd w:id="27"/>
-    <w:bookmarkStart w:id="33" w:name="link-liberally"/>
+    <w:bookmarkStart w:id="34" w:name="link-liberally"/>
     <w:p>
       <w:pPr>
         <w:pStyle w:val="Heading2"/>
@@ -2368,12 +2368,61 @@
         </w:numPr>
       </w:pPr>
       <w:r>
+        <w:t xml:space="preserve">a definition, theorem or named method to its</w:t>
+      </w:r>
+      <w:r>
+        <w:t xml:space="preserve"> </w:t>
+      </w:r>
+      <w:hyperlink r:id="rId28">
+        <w:r>
+          <w:rPr>
+            <w:rStyle w:val="Hyperlink"/>
+          </w:rPr>
+          <w:t xml:space="preserve">Wikipedia</w:t>
+        </w:r>
+      </w:hyperlink>
+      <w:r>
+        <w:t xml:space="preserve"> </w:t>
+      </w:r>
+      <w:r>
+        <w:t xml:space="preserve">article, when one exists</w:t>
+      </w:r>
+      <w:r>
+        <w:t xml:space="preserve"> </w:t>
+      </w:r>
+      <w:r>
+        <w:t xml:space="preserve">(see</w:t>
+      </w:r>
+      <w:r>
+        <w:t xml:space="preserve"> </w:t>
+      </w:r>
+      <w:hyperlink w:anchor="link-to-wikipedia-but-do-not-cite-it">
+        <w:r>
+          <w:rPr>
+            <w:rStyle w:val="Hyperlink"/>
+          </w:rPr>
+          <w:t xml:space="preserve">Link to Wikipedia, but do not cite it</w:t>
+        </w:r>
+      </w:hyperlink>
+      <w:r>
+        <w:t xml:space="preserve">);</w:t>
+      </w:r>
+    </w:p>
+    <w:p>
+      <w:pPr>
+        <w:pStyle w:val="Compact"/>
+        <w:numPr>
+          <w:ilvl w:val="0"/>
+          <w:numId w:val="1014"/>
+        </w:numPr>
+      </w:pPr>
+      <w:r>
         <w:t xml:space="preserve">a cited source to its</w:t>
       </w:r>
       <w:r>
         <w:t xml:space="preserve"> </w:t>
       </w:r>
-      <w:hyperlink r:id="rId28">
+      <w:hyperlink r:id="rId29">
         <w:r>
           <w:rPr>
             <w:rStyle w:val="Hyperlink"/>
@@ -2428,7 +2477,7 @@
       <w:r>
         <w:t xml:space="preserve"> </w:t>
       </w:r>
-      <w:hyperlink r:id="rId29">
+      <w:hyperlink r:id="rId30">
         <w:r>
           <w:rPr>
             <w:rStyle w:val="Hyperlink"/>
@@ -2537,7 +2586,7 @@
         <w:t xml:space="preserve">the target is unstable, and a stable alternative such as a DOI exists.</w:t>
       </w:r>
     </w:p>
-    <w:bookmarkStart w:id="32" w:name="exm-link-liberally"/>
+    <w:bookmarkStart w:id="33" w:name="exm-link-liberally"/>
     <w:p>
       <w:pPr>
         <w:pStyle w:val="FirstParagraph"/>
@@ -2580,7 +2629,7 @@
       <w:r>
         <w:t xml:space="preserve"> </w:t>
       </w:r>
-      <w:hyperlink r:id="rId30">
+      <w:hyperlink r:id="rId31">
         <w:r>
           <w:rPr>
             <w:rStyle w:val="Hyperlink"/>
@@ -2603,7 +2652,7 @@
       <w:r>
         <w:t xml:space="preserve"> </w:t>
       </w:r>
-      <w:hyperlink r:id="rId31">
+      <w:hyperlink r:id="rId32">
         <w:r>
           <w:rPr>
             <w:rStyle w:val="Hyperlink"/>
@@ -2650,15 +2699,15 @@
         <w:t xml:space="preserve">can now follow the link instead of searching.</w:t>
       </w:r>
     </w:p>
-    <w:bookmarkEnd w:id="32"/>
     <w:bookmarkEnd w:id="33"/>
-    <w:bookmarkStart w:id="34" w:name="best-practices"/>
+    <w:bookmarkEnd w:id="34"/>
+    <w:bookmarkStart w:id="37" w:name="link-to-wikipedia-but-do-not-cite-it"/>
     <w:p>
       <w:pPr>
         <w:pStyle w:val="Heading2"/>
       </w:pPr>
       <w:r>
-        <w:t xml:space="preserve">8 Best practices</w:t>
+        <w:t xml:space="preserve">8 Link to Wikipedia, but do not cite it</w:t>
       </w:r>
     </w:p>
     <w:p>
@@ -2666,6 +2715,280 @@
         <w:pStyle w:val="FirstParagraph"/>
       </w:pPr>
       <w:r>
+        <w:t xml:space="preserve">Wikipedia is free to every reader,</w:t>
+      </w:r>
+      <w:r>
+        <w:t xml:space="preserve"> </w:t>
+      </w:r>
+      <w:r>
+        <w:t xml:space="preserve">and its articles on definitions, theorems and methods are usually reliable enough</w:t>
+      </w:r>
+      <w:r>
+        <w:t xml:space="preserve"> </w:t>
+      </w:r>
+      <w:r>
+        <w:t xml:space="preserve">to orient a newcomer.</w:t>
+      </w:r>
+      <w:r>
+        <w:t xml:space="preserve"> </w:t>
+      </w:r>
+      <w:r>
+        <w:t xml:space="preserve">So link each definition, theorem or named method to its Wikipedia article whenever one exists:</w:t>
+      </w:r>
+      <w:r>
+        <w:t xml:space="preserve"> </w:t>
+      </w:r>
+      <w:r>
+        <w:t xml:space="preserve">the link gives readers a second, free explanation</w:t>
+      </w:r>
+      <w:r>
+        <w:t xml:space="preserve"> </w:t>
+      </w:r>
+      <w:r>
+        <w:t xml:space="preserve">without leaving them to search for it.</w:t>
+      </w:r>
+    </w:p>
+    <w:p>
+      <w:pPr>
+        <w:pStyle w:val="BodyText"/>
+      </w:pPr>
+      <w:r>
+        <w:t xml:space="preserve">Link, however, does not mean cite.</w:t>
+      </w:r>
+      <w:r>
+        <w:t xml:space="preserve"> </w:t>
+      </w:r>
+      <w:r>
+        <w:t xml:space="preserve">The link tells the reader where to read more;</w:t>
+      </w:r>
+      <w:r>
+        <w:t xml:space="preserve"> </w:t>
+      </w:r>
+      <w:r>
+        <w:t xml:space="preserve">the evidence for a claim still comes from the primary source,</w:t>
+      </w:r>
+      <w:r>
+        <w:t xml:space="preserve"> </w:t>
+      </w:r>
+      <w:r>
+        <w:t xml:space="preserve">as</w:t>
+      </w:r>
+      <w:r>
+        <w:t xml:space="preserve"> </w:t>
+      </w:r>
+      <w:hyperlink w:anchor="sources-to-generally-avoid">
+        <w:r>
+          <w:rPr>
+            <w:rStyle w:val="Hyperlink"/>
+          </w:rPr>
+          <w:t xml:space="preserve">Sources to generally avoid</w:t>
+        </w:r>
+      </w:hyperlink>
+      <w:r>
+        <w:t xml:space="preserve"> </w:t>
+      </w:r>
+      <w:r>
+        <w:t xml:space="preserve">explains.</w:t>
+      </w:r>
+      <w:r>
+        <w:t xml:space="preserve"> </w:t>
+      </w:r>
+      <w:r>
+        <w:t xml:space="preserve">When you do both, put the Wikipedia link beside the definition</w:t>
+      </w:r>
+      <w:r>
+        <w:t xml:space="preserve"> </w:t>
+      </w:r>
+      <w:r>
+        <w:t xml:space="preserve">and the citation beside the claim.</w:t>
+      </w:r>
+    </w:p>
+    <w:p>
+      <w:pPr>
+        <w:pStyle w:val="Compact"/>
+        <w:numPr>
+          <w:ilvl w:val="0"/>
+          <w:numId w:val="1016"/>
+        </w:numPr>
+      </w:pPr>
+      <w:r>
+        <w:t xml:space="preserve">Link the article for the specific concept, not a broader article that mentions it.</w:t>
+      </w:r>
+    </w:p>
+    <w:p>
+      <w:pPr>
+        <w:pStyle w:val="Compact"/>
+        <w:numPr>
+          <w:ilvl w:val="0"/>
+          <w:numId w:val="1016"/>
+        </w:numPr>
+      </w:pPr>
+      <w:r>
+        <w:t xml:space="preserve">Read the article’s definition before linking it,</w:t>
+      </w:r>
+      <w:r>
+        <w:t xml:space="preserve"> </w:t>
+      </w:r>
+      <w:r>
+        <w:t xml:space="preserve">because notation and conventions vary,</w:t>
+      </w:r>
+      <w:r>
+        <w:t xml:space="preserve"> </w:t>
+      </w:r>
+      <w:r>
+        <w:t xml:space="preserve">and a reader who follows the link should find the same concept you defined.</w:t>
+      </w:r>
+      <w:r>
+        <w:t xml:space="preserve"> </w:t>
+      </w:r>
+      <w:r>
+        <w:t xml:space="preserve">If the article’s convention differs from yours, say how.</w:t>
+      </w:r>
+    </w:p>
+    <w:p>
+      <w:pPr>
+        <w:pStyle w:val="Compact"/>
+        <w:numPr>
+          <w:ilvl w:val="0"/>
+          <w:numId w:val="1016"/>
+        </w:numPr>
+      </w:pPr>
+      <w:r>
+        <w:t xml:space="preserve">Use a stable link to the article, not to a search result.</w:t>
+      </w:r>
+    </w:p>
+    <w:p>
+      <w:pPr>
+        <w:pStyle w:val="Compact"/>
+        <w:numPr>
+          <w:ilvl w:val="0"/>
+          <w:numId w:val="1016"/>
+        </w:numPr>
+      </w:pPr>
+      <w:r>
+        <w:t xml:space="preserve">Link a term once where it is defined, not at every use;</w:t>
+      </w:r>
+      <w:r>
+        <w:t xml:space="preserve"> </w:t>
+      </w:r>
+      <w:r>
+        <w:t xml:space="preserve">later uses link to your own definition.</w:t>
+      </w:r>
+    </w:p>
+    <w:bookmarkStart w:id="36" w:name="exm-link-wikipedia"/>
+    <w:p>
+      <w:pPr>
+        <w:pStyle w:val="FirstParagraph"/>
+      </w:pPr>
+      <w:r>
+        <w:rPr>
+          <w:b/>
+          <w:bCs/>
+        </w:rPr>
+        <w:t xml:space="preserve">Example 3 (Linking a definition to Wikipedia)</w:t>
+      </w:r>
+      <w:r>
+        <w:t xml:space="preserve"> </w:t>
+      </w:r>
+      <w:r>
+        <w:t xml:space="preserve"> </w:t>
+      </w:r>
+    </w:p>
+    <w:p>
+      <w:pPr>
+        <w:pStyle w:val="BlockText"/>
+      </w:pPr>
+      <w:r>
+        <w:t xml:space="preserve">❌ A</w:t>
+      </w:r>
+      <w:r>
+        <w:t xml:space="preserve"> </w:t>
+      </w:r>
+      <w:r>
+        <w:rPr>
+          <w:i/>
+          <w:iCs/>
+        </w:rPr>
+        <w:t xml:space="preserve">Poisson random variable</w:t>
+      </w:r>
+      <w:r>
+        <w:t xml:space="preserve"> </w:t>
+      </w:r>
+      <w:r>
+        <w:t xml:space="preserve">counts events in a fixed interval.</w:t>
+      </w:r>
+    </w:p>
+    <w:p>
+      <w:pPr>
+        <w:pStyle w:val="BlockText"/>
+      </w:pPr>
+      <w:r>
+        <w:t xml:space="preserve">✅ A</w:t>
+      </w:r>
+      <w:r>
+        <w:t xml:space="preserve"> </w:t>
+      </w:r>
+      <w:r>
+        <w:rPr>
+          <w:i/>
+          <w:iCs/>
+        </w:rPr>
+        <w:t xml:space="preserve">Poisson random variable</w:t>
+      </w:r>
+      <w:r>
+        <w:t xml:space="preserve"> </w:t>
+      </w:r>
+      <w:r>
+        <w:t xml:space="preserve">counts events in a fixed interval</w:t>
+      </w:r>
+      <w:r>
+        <w:t xml:space="preserve"> </w:t>
+      </w:r>
+      <w:r>
+        <w:t xml:space="preserve">(</w:t>
+      </w:r>
+      <w:hyperlink r:id="rId35">
+        <w:r>
+          <w:rPr>
+            <w:rStyle w:val="Hyperlink"/>
+          </w:rPr>
+          <w:t xml:space="preserve">Wikipedia: Poisson distribution</w:t>
+        </w:r>
+      </w:hyperlink>
+      <w:r>
+        <w:t xml:space="preserve">).</w:t>
+      </w:r>
+    </w:p>
+    <w:p>
+      <w:pPr>
+        <w:pStyle w:val="FirstParagraph"/>
+      </w:pPr>
+      <w:r>
+        <w:t xml:space="preserve">A reader who wants another presentation of the Poisson distribution now has one,</w:t>
+      </w:r>
+      <w:r>
+        <w:t xml:space="preserve"> </w:t>
+      </w:r>
+      <w:r>
+        <w:t xml:space="preserve">and the definition itself still comes from your own text.</w:t>
+      </w:r>
+    </w:p>
+    <w:bookmarkEnd w:id="36"/>
+    <w:bookmarkEnd w:id="37"/>
+    <w:bookmarkStart w:id="38" w:name="best-practices"/>
+    <w:p>
+      <w:pPr>
+        <w:pStyle w:val="Heading2"/>
+      </w:pPr>
+      <w:r>
+        <w:t xml:space="preserve">9 Best practices</w:t>
+      </w:r>
+    </w:p>
+    <w:p>
+      <w:pPr>
+        <w:pStyle w:val="FirstParagraph"/>
+      </w:pPr>
+      <w:r>
         <w:t xml:space="preserve">To effectively support your claims:</w:t>
       </w:r>
     </w:p>
@@ -2674,7 +2997,7 @@
         <w:pStyle w:val="Compact"/>
         <w:numPr>
           <w:ilvl w:val="0"/>
-          <w:numId w:val="1016"/>
+          <w:numId w:val="1017"/>
         </w:numPr>
       </w:pPr>
       <w:r>
@@ -2699,7 +3022,7 @@
         <w:pStyle w:val="Compact"/>
         <w:numPr>
           <w:ilvl w:val="0"/>
-          <w:numId w:val="1016"/>
+          <w:numId w:val="1017"/>
         </w:numPr>
       </w:pPr>
       <w:r>
@@ -2718,7 +3041,7 @@
         <w:pStyle w:val="Compact"/>
         <w:numPr>
           <w:ilvl w:val="0"/>
-          <w:numId w:val="1016"/>
+          <w:numId w:val="1017"/>
         </w:numPr>
       </w:pPr>
       <w:r>
@@ -2737,7 +3060,7 @@
         <w:pStyle w:val="Compact"/>
         <w:numPr>
           <w:ilvl w:val="0"/>
-          <w:numId w:val="1016"/>
+          <w:numId w:val="1017"/>
         </w:numPr>
       </w:pPr>
       <w:r>
@@ -2777,7 +3100,7 @@
         <w:pStyle w:val="Compact"/>
         <w:numPr>
           <w:ilvl w:val="0"/>
-          <w:numId w:val="1016"/>
+          <w:numId w:val="1017"/>
         </w:numPr>
       </w:pPr>
       <w:r>
@@ -2796,7 +3119,7 @@
         <w:pStyle w:val="Compact"/>
         <w:numPr>
           <w:ilvl w:val="0"/>
-          <w:numId w:val="1016"/>
+          <w:numId w:val="1017"/>
         </w:numPr>
       </w:pPr>
       <w:r>
@@ -2815,7 +3138,7 @@
         <w:pStyle w:val="Compact"/>
         <w:numPr>
           <w:ilvl w:val="0"/>
-          <w:numId w:val="1016"/>
+          <w:numId w:val="1017"/>
         </w:numPr>
       </w:pPr>
       <w:r>
@@ -2829,14 +3152,14 @@
         <w:t xml:space="preserve">: When possible, include work from different research groups and perspectives</w:t>
       </w:r>
     </w:p>
-    <w:bookmarkEnd w:id="34"/>
-    <w:bookmarkStart w:id="35" w:name="quote-the-original"/>
+    <w:bookmarkEnd w:id="38"/>
+    <w:bookmarkStart w:id="39" w:name="quote-the-original"/>
     <w:p>
       <w:pPr>
         <w:pStyle w:val="Heading2"/>
       </w:pPr>
       <w:r>
-        <w:t xml:space="preserve">9 Quote the original</w:t>
+        <w:t xml:space="preserve">10 Quote the original</w:t>
       </w:r>
     </w:p>
     <w:p>
@@ -2887,14 +3210,40 @@
         <w:t xml:space="preserve">(Mitchell 1997)</w:t>
       </w:r>
     </w:p>
-    <w:bookmarkEnd w:id="35"/>
-    <w:bookmarkStart w:id="38" w:name="cite-the-original-for-named-results"/>
+    <w:p>
+      <w:pPr>
+        <w:pStyle w:val="FirstParagraph"/>
+      </w:pPr>
+      <w:r>
+        <w:t xml:space="preserve">Credit a quotation to whoever speaks it in the primary source,</w:t>
+      </w:r>
+      <w:r>
+        <w:t xml:space="preserve"> </w:t>
+      </w:r>
+      <w:r>
+        <w:t xml:space="preserve">even when the speaker is quoting someone else.</w:t>
+      </w:r>
+      <w:r>
+        <w:t xml:space="preserve"> </w:t>
+      </w:r>
+      <w:r>
+        <w:t xml:space="preserve">When attribution is in doubt, read the primary source (a transcript, the original page) first.</w:t>
+      </w:r>
+      <w:r>
+        <w:t xml:space="preserve"> </w:t>
+      </w:r>
+      <w:r>
+        <w:t xml:space="preserve">Uncertainty about who said a line is not evidence about who said it.</w:t>
+      </w:r>
+    </w:p>
+    <w:bookmarkEnd w:id="39"/>
+    <w:bookmarkStart w:id="40" w:name="Xdc6e961a4731f42c2c786ef03a498fc72396848"/>
     <w:p>
       <w:pPr>
         <w:pStyle w:val="Heading2"/>
       </w:pPr>
       <w:r>
-        <w:t xml:space="preserve">10 Cite the original for named results</w:t>
+        <w:t xml:space="preserve">11 Copy organization names from their source</w:t>
       </w:r>
     </w:p>
     <w:p>
@@ -2902,6 +3251,133 @@
         <w:pStyle w:val="FirstParagraph"/>
       </w:pPr>
       <w:r>
+        <w:t xml:space="preserve">When a bibliography entry names an organization,</w:t>
+      </w:r>
+      <w:r>
+        <w:t xml:space="preserve"> </w:t>
+      </w:r>
+      <w:r>
+        <w:t xml:space="preserve">copy the name from the organization’s own page (its about page, README or footer)</w:t>
+      </w:r>
+      <w:r>
+        <w:t xml:space="preserve"> </w:t>
+      </w:r>
+      <w:r>
+        <w:t xml:space="preserve">rather than expanding an acronym from memory.</w:t>
+      </w:r>
+    </w:p>
+    <w:bookmarkEnd w:id="40"/>
+    <w:bookmarkStart w:id="41" w:name="cite-an-alias-directly"/>
+    <w:p>
+      <w:pPr>
+        <w:pStyle w:val="Heading2"/>
+      </w:pPr>
+      <w:r>
+        <w:t xml:space="preserve">12 Cite an alias directly</w:t>
+      </w:r>
+    </w:p>
+    <w:p>
+      <w:pPr>
+        <w:pStyle w:val="FirstParagraph"/>
+      </w:pPr>
+      <w:r>
+        <w:t xml:space="preserve">When a source uses another name for a defined term,</w:t>
+      </w:r>
+      <w:r>
+        <w:t xml:space="preserve"> </w:t>
+      </w:r>
+      <w:r>
+        <w:t xml:space="preserve">write the alias in bold and cite the source after it,</w:t>
+      </w:r>
+      <w:r>
+        <w:t xml:space="preserve"> </w:t>
+      </w:r>
+      <w:r>
+        <w:t xml:space="preserve">as in</w:t>
+      </w:r>
+      <w:r>
+        <w:t xml:space="preserve"> </w:t>
+      </w:r>
+      <w:r>
+        <w:rPr>
+          <w:rStyle w:val="VerbatimChar"/>
+        </w:rPr>
+        <w:t xml:space="preserve">also called the **alias** [@key, section]</w:t>
+      </w:r>
+      <w:r>
+        <w:t xml:space="preserve">.</w:t>
+      </w:r>
+      <w:r>
+        <w:t xml:space="preserve"> </w:t>
+      </w:r>
+      <w:r>
+        <w:t xml:space="preserve">The citation already says that the source uses the name,</w:t>
+      </w:r>
+      <w:r>
+        <w:t xml:space="preserve"> </w:t>
+      </w:r>
+      <w:r>
+        <w:t xml:space="preserve">so do not add a sentence such as</w:t>
+      </w:r>
+      <w:r>
+        <w:t xml:space="preserve"> </w:t>
+      </w:r>
+      <w:r>
+        <w:t xml:space="preserve">“The source uses that name”</w:t>
+      </w:r>
+      <w:r>
+        <w:t xml:space="preserve">.</w:t>
+      </w:r>
+    </w:p>
+    <w:p>
+      <w:pPr>
+        <w:pStyle w:val="BlockText"/>
+      </w:pPr>
+      <w:r>
+        <w:t xml:space="preserve">❌</w:t>
+      </w:r>
+      <w:r>
+        <w:t xml:space="preserve"> </w:t>
+      </w:r>
+      <w:r>
+        <w:rPr>
+          <w:rStyle w:val="VerbatimChar"/>
+        </w:rPr>
+        <w:t xml:space="preserve">also called the **alias**. The cited textbook uses that name.</w:t>
+      </w:r>
+    </w:p>
+    <w:p>
+      <w:pPr>
+        <w:pStyle w:val="BlockText"/>
+      </w:pPr>
+      <w:r>
+        <w:t xml:space="preserve">✅</w:t>
+      </w:r>
+      <w:r>
+        <w:t xml:space="preserve"> </w:t>
+      </w:r>
+      <w:r>
+        <w:rPr>
+          <w:rStyle w:val="VerbatimChar"/>
+        </w:rPr>
+        <w:t xml:space="preserve">also called the **alias** [@key, section]</w:t>
+      </w:r>
+    </w:p>
+    <w:bookmarkEnd w:id="41"/>
+    <w:bookmarkStart w:id="44" w:name="cite-the-original-for-named-results"/>
+    <w:p>
+      <w:pPr>
+        <w:pStyle w:val="Heading2"/>
+      </w:pPr>
+      <w:r>
+        <w:t xml:space="preserve">13 Cite the original for named results</w:t>
+      </w:r>
+    </w:p>
+    <w:p>
+      <w:pPr>
+        <w:pStyle w:val="FirstParagraph"/>
+      </w:pPr>
+      <w:r>
         <w:t xml:space="preserve">When you present a result that carries a person’s name,</w:t>
       </w:r>
       <w:r>
@@ -2946,7 +3422,49 @@
         <w:pStyle w:val="BodyText"/>
       </w:pPr>
       <w:r>
-        <w:t xml:space="preserve">Put the historical note in a short remark after the statement and its proof,</w:t>
+        <w:t xml:space="preserve">When the credit is only a citation,</w:t>
+      </w:r>
+      <w:r>
+        <w:t xml:space="preserve"> </w:t>
+      </w:r>
+      <w:r>
+        <w:t xml:space="preserve">end the definition or theorem div with a line</w:t>
+      </w:r>
+      <w:r>
+        <w:t xml:space="preserve"> </w:t>
+      </w:r>
+      <w:r>
+        <w:rPr>
+          <w:rStyle w:val="VerbatimChar"/>
+        </w:rPr>
+        <w:t xml:space="preserve">Source: @key [locator]</w:t>
+      </w:r>
+      <w:r>
+        <w:t xml:space="preserve">.</w:t>
+      </w:r>
+      <w:r>
+        <w:t xml:space="preserve"> </w:t>
+      </w:r>
+      <w:r>
+        <w:t xml:space="preserve">A reference adds no commentary to the statement,</w:t>
+      </w:r>
+      <w:r>
+        <w:t xml:space="preserve"> </w:t>
+      </w:r>
+      <w:r>
+        <w:t xml:space="preserve">and a separate remark that holds only a citation is clutter.</w:t>
+      </w:r>
+      <w:r>
+        <w:t xml:space="preserve"> </w:t>
+      </w:r>
+      <w:r>
+        <w:t xml:space="preserve">When the credit needs substantial prose about the source or history of the content,</w:t>
+      </w:r>
+      <w:r>
+        <w:t xml:space="preserve"> </w:t>
+      </w:r>
+      <w:r>
+        <w:t xml:space="preserve">put that prose in a short remark after the statement and its proof,</w:t>
       </w:r>
       <w:r>
         <w:t xml:space="preserve"> </w:t>
@@ -2974,7 +3492,7 @@
         <w:pStyle w:val="Compact"/>
         <w:numPr>
           <w:ilvl w:val="0"/>
-          <w:numId w:val="1017"/>
+          <w:numId w:val="1018"/>
         </w:numPr>
       </w:pPr>
       <w:r>
@@ -2986,7 +3504,7 @@
         <w:pStyle w:val="Compact"/>
         <w:numPr>
           <w:ilvl w:val="0"/>
-          <w:numId w:val="1017"/>
+          <w:numId w:val="1018"/>
         </w:numPr>
       </w:pPr>
       <w:r>
@@ -2998,7 +3516,7 @@
         <w:pStyle w:val="Compact"/>
         <w:numPr>
           <w:ilvl w:val="0"/>
-          <w:numId w:val="1017"/>
+          <w:numId w:val="1018"/>
         </w:numPr>
       </w:pPr>
       <w:r>
@@ -3030,7 +3548,7 @@
         <w:pStyle w:val="Compact"/>
         <w:numPr>
           <w:ilvl w:val="0"/>
-          <w:numId w:val="1018"/>
+          <w:numId w:val="1019"/>
         </w:numPr>
       </w:pPr>
       <w:r>
@@ -3042,7 +3560,7 @@
         <w:pStyle w:val="Compact"/>
         <w:numPr>
           <w:ilvl w:val="0"/>
-          <w:numId w:val="1018"/>
+          <w:numId w:val="1019"/>
         </w:numPr>
       </w:pPr>
       <w:r>
@@ -3054,7 +3572,7 @@
         <w:pStyle w:val="Compact"/>
         <w:numPr>
           <w:ilvl w:val="0"/>
-          <w:numId w:val="1018"/>
+          <w:numId w:val="1019"/>
         </w:numPr>
       </w:pPr>
       <w:r>
@@ -3094,7 +3612,7 @@
         <w:pStyle w:val="Compact"/>
         <w:numPr>
           <w:ilvl w:val="0"/>
-          <w:numId w:val="1019"/>
+          <w:numId w:val="1020"/>
         </w:numPr>
       </w:pPr>
       <w:r>
@@ -3106,7 +3624,7 @@
         <w:pStyle w:val="Compact"/>
         <w:numPr>
           <w:ilvl w:val="0"/>
-          <w:numId w:val="1019"/>
+          <w:numId w:val="1020"/>
         </w:numPr>
       </w:pPr>
       <w:r>
@@ -3118,7 +3636,7 @@
         <w:pStyle w:val="Compact"/>
         <w:numPr>
           <w:ilvl w:val="0"/>
-          <w:numId w:val="1019"/>
+          <w:numId w:val="1020"/>
         </w:numPr>
       </w:pPr>
       <w:r>
@@ -3127,7 +3645,7 @@
       <w:r>
         <w:t xml:space="preserve"> </w:t>
       </w:r>
-      <w:hyperlink r:id="rId36">
+      <w:hyperlink r:id="rId42">
         <w:r>
           <w:rPr>
             <w:rStyle w:val="Hyperlink"/>
@@ -3153,7 +3671,7 @@
         <w:t xml:space="preserve">and never fill in a title, volume, or page number from memory.</w:t>
       </w:r>
     </w:p>
-    <w:bookmarkStart w:id="37" w:name="exm-cite-original"/>
+    <w:bookmarkStart w:id="43" w:name="exm-cite-original"/>
     <w:p>
       <w:pPr>
         <w:pStyle w:val="BodyText"/>
@@ -3163,7 +3681,7 @@
           <w:b/>
           <w:bCs/>
         </w:rPr>
-        <w:t xml:space="preserve">Example 3 (Crediting Chebyshev’s inequality)</w:t>
+        <w:t xml:space="preserve">Example 4 (Crediting Chebyshev’s inequality)</w:t>
       </w:r>
       <w:r>
         <w:t xml:space="preserve"> </w:t>
@@ -3227,15 +3745,15 @@
         <w:t xml:space="preserve">.</w:t>
       </w:r>
     </w:p>
-    <w:bookmarkEnd w:id="37"/>
-    <w:bookmarkEnd w:id="38"/>
-    <w:bookmarkStart w:id="39" w:name="put-the-content-first"/>
+    <w:bookmarkEnd w:id="43"/>
+    <w:bookmarkEnd w:id="44"/>
+    <w:bookmarkStart w:id="45" w:name="put-the-content-first"/>
     <w:p>
       <w:pPr>
         <w:pStyle w:val="Heading2"/>
       </w:pPr>
       <w:r>
-        <w:t xml:space="preserve">11 Put the content first</w:t>
+        <w:t xml:space="preserve">14 Put the content first</w:t>
       </w:r>
     </w:p>
     <w:p>
@@ -3282,14 +3800,14 @@
         <w:t xml:space="preserve">without commentary on who said it or where it was repeated.</w:t>
       </w:r>
     </w:p>
-    <w:bookmarkEnd w:id="39"/>
-    <w:bookmarkStart w:id="41" w:name="adapting-another-courses-material"/>
+    <w:bookmarkEnd w:id="45"/>
+    <w:bookmarkStart w:id="47" w:name="adapting-another-courses-material"/>
     <w:p>
       <w:pPr>
         <w:pStyle w:val="Heading2"/>
       </w:pPr>
       <w:r>
-        <w:t xml:space="preserve">12 Adapting another course’s material</w:t>
+        <w:t xml:space="preserve">15 Adapting another course’s material</w:t>
       </w:r>
     </w:p>
     <w:p>
@@ -3528,13 +4046,13 @@
         <w:t xml:space="preserve">:::</w:t>
       </w:r>
     </w:p>
-    <w:bookmarkStart w:id="40" w:name="material-from-your-own-repositories"/>
+    <w:bookmarkStart w:id="46" w:name="material-from-your-own-repositories"/>
     <w:p>
       <w:pPr>
         <w:pStyle w:val="Heading3"/>
       </w:pPr>
       <w:r>
-        <w:t xml:space="preserve">12.1 Material from your own repositories</w:t>
+        <w:t xml:space="preserve">15.1 Material from your own repositories</w:t>
       </w:r>
     </w:p>
     <w:p>
@@ -3570,7 +4088,7 @@
         <w:pStyle w:val="Compact"/>
         <w:numPr>
           <w:ilvl w:val="0"/>
-          <w:numId w:val="1020"/>
+          <w:numId w:val="1021"/>
         </w:numPr>
       </w:pPr>
       <w:r>
@@ -3582,7 +4100,7 @@
         <w:pStyle w:val="Compact"/>
         <w:numPr>
           <w:ilvl w:val="0"/>
-          <w:numId w:val="1020"/>
+          <w:numId w:val="1021"/>
         </w:numPr>
       </w:pPr>
       <w:r>
@@ -3620,7 +4138,7 @@
         <w:pStyle w:val="Compact"/>
         <w:numPr>
           <w:ilvl w:val="0"/>
-          <w:numId w:val="1021"/>
+          <w:numId w:val="1022"/>
         </w:numPr>
       </w:pPr>
       <w:r>
@@ -3644,7 +4162,7 @@
         <w:pStyle w:val="Compact"/>
         <w:numPr>
           <w:ilvl w:val="0"/>
-          <w:numId w:val="1021"/>
+          <w:numId w:val="1022"/>
         </w:numPr>
       </w:pPr>
       <w:r>
@@ -3657,23 +4175,23 @@
         <w:t xml:space="preserve">That link is a cross-reference, not an attribution.</w:t>
       </w:r>
     </w:p>
-    <w:bookmarkEnd w:id="40"/>
-    <w:bookmarkEnd w:id="41"/>
-    <w:bookmarkStart w:id="42" w:name="common-citation-errors-to-avoid"/>
+    <w:bookmarkEnd w:id="46"/>
+    <w:bookmarkEnd w:id="47"/>
+    <w:bookmarkStart w:id="48" w:name="common-citation-errors-to-avoid"/>
     <w:p>
       <w:pPr>
         <w:pStyle w:val="Heading2"/>
       </w:pPr>
       <w:r>
-        <w:t xml:space="preserve">13 Common citation errors to avoid</w:t>
-      </w:r>
-    </w:p>
-    <w:p>
-      <w:pPr>
-        <w:pStyle w:val="Compact"/>
-        <w:numPr>
-          <w:ilvl w:val="0"/>
-          <w:numId w:val="1022"/>
+        <w:t xml:space="preserve">16 Common citation errors to avoid</w:t>
+      </w:r>
+    </w:p>
+    <w:p>
+      <w:pPr>
+        <w:pStyle w:val="Compact"/>
+        <w:numPr>
+          <w:ilvl w:val="0"/>
+          <w:numId w:val="1023"/>
         </w:numPr>
       </w:pPr>
       <w:r>
@@ -3692,7 +4210,7 @@
         <w:pStyle w:val="Compact"/>
         <w:numPr>
           <w:ilvl w:val="0"/>
-          <w:numId w:val="1022"/>
+          <w:numId w:val="1023"/>
         </w:numPr>
       </w:pPr>
       <w:r>
@@ -3723,7 +4241,7 @@
         <w:pStyle w:val="Compact"/>
         <w:numPr>
           <w:ilvl w:val="0"/>
-          <w:numId w:val="1022"/>
+          <w:numId w:val="1023"/>
         </w:numPr>
       </w:pPr>
       <w:r>
@@ -3772,7 +4290,7 @@
         <w:pStyle w:val="Compact"/>
         <w:numPr>
           <w:ilvl w:val="0"/>
-          <w:numId w:val="1022"/>
+          <w:numId w:val="1023"/>
         </w:numPr>
       </w:pPr>
       <w:r>
@@ -3791,7 +4309,7 @@
         <w:pStyle w:val="Compact"/>
         <w:numPr>
           <w:ilvl w:val="0"/>
-          <w:numId w:val="1022"/>
+          <w:numId w:val="1023"/>
         </w:numPr>
       </w:pPr>
       <w:r>
@@ -3810,7 +4328,7 @@
         <w:pStyle w:val="Compact"/>
         <w:numPr>
           <w:ilvl w:val="0"/>
-          <w:numId w:val="1022"/>
+          <w:numId w:val="1023"/>
         </w:numPr>
       </w:pPr>
       <w:r>
@@ -3829,7 +4347,7 @@
         <w:pStyle w:val="Compact"/>
         <w:numPr>
           <w:ilvl w:val="0"/>
-          <w:numId w:val="1022"/>
+          <w:numId w:val="1023"/>
         </w:numPr>
       </w:pPr>
       <w:r>
@@ -3843,23 +4361,23 @@
         <w:t xml:space="preserve">: Failing to cite work that directly influenced your ideas</w:t>
       </w:r>
     </w:p>
-    <w:bookmarkEnd w:id="42"/>
-    <w:bookmarkStart w:id="48" w:name="examples"/>
+    <w:bookmarkEnd w:id="48"/>
+    <w:bookmarkStart w:id="54" w:name="examples"/>
     <w:p>
       <w:pPr>
         <w:pStyle w:val="Heading2"/>
       </w:pPr>
       <w:r>
-        <w:t xml:space="preserve">14 Examples</w:t>
-      </w:r>
-    </w:p>
-    <w:bookmarkStart w:id="43" w:name="poor-unsupported-claim"/>
+        <w:t xml:space="preserve">17 Examples</w:t>
+      </w:r>
+    </w:p>
+    <w:bookmarkStart w:id="49" w:name="poor-unsupported-claim"/>
     <w:p>
       <w:pPr>
         <w:pStyle w:val="Heading3"/>
       </w:pPr>
       <w:r>
-        <w:t xml:space="preserve">14.1 Poor (unsupported claim)</w:t>
+        <w:t xml:space="preserve">17.1 Poor (unsupported claim)</w:t>
       </w:r>
     </w:p>
     <w:p>
@@ -3885,14 +4403,14 @@
         <w:t xml:space="preserve">: This claim is stated as fact without any support.</w:t>
       </w:r>
     </w:p>
-    <w:bookmarkEnd w:id="43"/>
-    <w:bookmarkStart w:id="44" w:name="better-citation-provided"/>
+    <w:bookmarkEnd w:id="49"/>
+    <w:bookmarkStart w:id="50" w:name="better-citation-provided"/>
     <w:p>
       <w:pPr>
         <w:pStyle w:val="Heading3"/>
       </w:pPr>
       <w:r>
-        <w:t xml:space="preserve">14.2 Better (citation provided)</w:t>
+        <w:t xml:space="preserve">17.2 Better (citation provided)</w:t>
       </w:r>
     </w:p>
     <w:p>
@@ -3927,14 +4445,14 @@
         <w:t xml:space="preserve">: Citations provide evidence for the claim.</w:t>
       </w:r>
     </w:p>
-    <w:bookmarkEnd w:id="44"/>
-    <w:bookmarkStart w:id="45" w:name="best-citation-with-context"/>
+    <w:bookmarkEnd w:id="50"/>
+    <w:bookmarkStart w:id="51" w:name="best-citation-with-context"/>
     <w:p>
       <w:pPr>
         <w:pStyle w:val="Heading3"/>
       </w:pPr>
       <w:r>
-        <w:t xml:space="preserve">14.3 Best (citation with context)</w:t>
+        <w:t xml:space="preserve">17.3 Best (citation with context)</w:t>
       </w:r>
     </w:p>
     <w:p>
@@ -3981,14 +4499,14 @@
         <w:t xml:space="preserve">: The specific support each citation provides is explained.</w:t>
       </w:r>
     </w:p>
-    <w:bookmarkEnd w:id="45"/>
-    <w:bookmarkStart w:id="46" w:name="poor-irrelevant-citation"/>
+    <w:bookmarkEnd w:id="51"/>
+    <w:bookmarkStart w:id="52" w:name="poor-irrelevant-citation"/>
     <w:p>
       <w:pPr>
         <w:pStyle w:val="Heading3"/>
       </w:pPr>
       <w:r>
-        <w:t xml:space="preserve">14.4 Poor (irrelevant citation)</w:t>
+        <w:t xml:space="preserve">17.4 Poor (irrelevant citation)</w:t>
       </w:r>
     </w:p>
     <w:p>
@@ -4023,14 +4541,14 @@
         <w:t xml:space="preserve">: Knuth’s 1984 paper on literate programming doesn’t address Python or data science.</w:t>
       </w:r>
     </w:p>
-    <w:bookmarkEnd w:id="46"/>
-    <w:bookmarkStart w:id="47" w:name="better-relevant-citation"/>
+    <w:bookmarkEnd w:id="52"/>
+    <w:bookmarkStart w:id="53" w:name="better-relevant-citation"/>
     <w:p>
       <w:pPr>
         <w:pStyle w:val="Heading3"/>
       </w:pPr>
       <w:r>
-        <w:t xml:space="preserve">14.5 Better (relevant citation)</w:t>
+        <w:t xml:space="preserve">17.5 Better (relevant citation)</w:t>
       </w:r>
     </w:p>
     <w:p>
@@ -4065,15 +4583,15 @@
         <w:t xml:space="preserve">: The citation is to a current survey of programming language usage.</w:t>
       </w:r>
     </w:p>
-    <w:bookmarkEnd w:id="47"/>
-    <w:bookmarkEnd w:id="48"/>
-    <w:bookmarkStart w:id="65" w:name="conclusion"/>
+    <w:bookmarkEnd w:id="53"/>
+    <w:bookmarkEnd w:id="54"/>
+    <w:bookmarkStart w:id="71" w:name="conclusion"/>
     <w:p>
       <w:pPr>
         <w:pStyle w:val="Heading2"/>
       </w:pPr>
       <w:r>
-        <w:t xml:space="preserve">15 Conclusion</w:t>
+        <w:t xml:space="preserve">18 Conclusion</w:t>
       </w:r>
     </w:p>
     <w:p>
@@ -4126,8 +4644,8 @@
         <w:t xml:space="preserve">add a citation or present direct evidence.</w:t>
       </w:r>
     </w:p>
-    <w:bookmarkStart w:id="64" w:name="refs"/>
-    <w:bookmarkStart w:id="50" w:name="ref-bienayme1853"/>
+    <w:bookmarkStart w:id="70" w:name="refs"/>
+    <w:bookmarkStart w:id="56" w:name="ref-bienayme1853"/>
     <w:p>
       <w:pPr>
         <w:pStyle w:val="Bibliography"/>
@@ -4172,7 +4690,7 @@
       <w:r>
         <w:t xml:space="preserve"> </w:t>
       </w:r>
-      <w:hyperlink r:id="rId49">
+      <w:hyperlink r:id="rId55">
         <w:r>
           <w:rPr>
             <w:rStyle w:val="Hyperlink"/>
@@ -4184,8 +4702,8 @@
         <w:t xml:space="preserve">.</w:t>
       </w:r>
     </w:p>
-    <w:bookmarkEnd w:id="50"/>
-    <w:bookmarkStart w:id="52" w:name="ref-blitzstein2019introduction"/>
+    <w:bookmarkEnd w:id="56"/>
+    <w:bookmarkStart w:id="58" w:name="ref-blitzstein2019introduction"/>
     <w:p>
       <w:pPr>
         <w:pStyle w:val="Bibliography"/>
@@ -4209,7 +4727,7 @@
       <w:r>
         <w:t xml:space="preserve"> </w:t>
       </w:r>
-      <w:hyperlink r:id="rId51">
+      <w:hyperlink r:id="rId57">
         <w:r>
           <w:rPr>
             <w:rStyle w:val="Hyperlink"/>
@@ -4221,8 +4739,8 @@
         <w:t xml:space="preserve">.</w:t>
       </w:r>
     </w:p>
-    <w:bookmarkEnd w:id="52"/>
-    <w:bookmarkStart w:id="54" w:name="ref-hawkins2004"/>
+    <w:bookmarkEnd w:id="58"/>
+    <w:bookmarkStart w:id="60" w:name="ref-hawkins2004"/>
     <w:p>
       <w:pPr>
         <w:pStyle w:val="Bibliography"/>
@@ -4255,7 +4773,7 @@
       <w:r>
         <w:t xml:space="preserve"> </w:t>
       </w:r>
-      <w:hyperlink r:id="rId53">
+      <w:hyperlink r:id="rId59">
         <w:r>
           <w:rPr>
             <w:rStyle w:val="Hyperlink"/>
@@ -4267,8 +4785,8 @@
         <w:t xml:space="preserve">.</w:t>
       </w:r>
     </w:p>
-    <w:bookmarkEnd w:id="54"/>
-    <w:bookmarkStart w:id="56" w:name="ref-knuth84"/>
+    <w:bookmarkEnd w:id="60"/>
+    <w:bookmarkStart w:id="62" w:name="ref-knuth84"/>
     <w:p>
       <w:pPr>
         <w:pStyle w:val="Bibliography"/>
@@ -4301,7 +4819,7 @@
       <w:r>
         <w:t xml:space="preserve"> </w:t>
       </w:r>
-      <w:hyperlink r:id="rId55">
+      <w:hyperlink r:id="rId61">
         <w:r>
           <w:rPr>
             <w:rStyle w:val="Hyperlink"/>
@@ -4313,8 +4831,8 @@
         <w:t xml:space="preserve">.</w:t>
       </w:r>
     </w:p>
-    <w:bookmarkEnd w:id="56"/>
-    <w:bookmarkStart w:id="57" w:name="ref-mitchell1997"/>
+    <w:bookmarkEnd w:id="62"/>
+    <w:bookmarkStart w:id="63" w:name="ref-mitchell1997"/>
     <w:p>
       <w:pPr>
         <w:pStyle w:val="Bibliography"/>
@@ -4336,8 +4854,8 @@
         <w:t xml:space="preserve">. McGraw-Hill.</w:t>
       </w:r>
     </w:p>
-    <w:bookmarkEnd w:id="57"/>
-    <w:bookmarkStart w:id="59" w:name="ref-stackoverflow2024"/>
+    <w:bookmarkEnd w:id="63"/>
+    <w:bookmarkStart w:id="65" w:name="ref-stackoverflow2024"/>
     <w:p>
       <w:pPr>
         <w:pStyle w:val="Bibliography"/>
@@ -4361,7 +4879,7 @@
       <w:r>
         <w:t xml:space="preserve"> </w:t>
       </w:r>
-      <w:hyperlink r:id="rId58">
+      <w:hyperlink r:id="rId64">
         <w:r>
           <w:rPr>
             <w:rStyle w:val="Hyperlink"/>
@@ -4373,8 +4891,8 @@
         <w:t xml:space="preserve">.</w:t>
       </w:r>
     </w:p>
-    <w:bookmarkEnd w:id="59"/>
-    <w:bookmarkStart w:id="61" w:name="ref-tchebichef1867"/>
+    <w:bookmarkEnd w:id="65"/>
+    <w:bookmarkStart w:id="67" w:name="ref-tchebichef1867"/>
     <w:p>
       <w:pPr>
         <w:pStyle w:val="Bibliography"/>
@@ -4404,7 +4922,7 @@
       <w:r>
         <w:t xml:space="preserve"> </w:t>
       </w:r>
-      <w:hyperlink r:id="rId60">
+      <w:hyperlink r:id="rId66">
         <w:r>
           <w:rPr>
             <w:rStyle w:val="Hyperlink"/>
@@ -4416,8 +4934,8 @@
         <w:t xml:space="preserve">.</w:t>
       </w:r>
     </w:p>
-    <w:bookmarkEnd w:id="61"/>
-    <w:bookmarkStart w:id="63" w:name="ref-vapnik1998"/>
+    <w:bookmarkEnd w:id="67"/>
+    <w:bookmarkStart w:id="69" w:name="ref-vapnik1998"/>
     <w:p>
       <w:pPr>
         <w:pStyle w:val="Bibliography"/>
@@ -4441,7 +4959,7 @@
       <w:r>
         <w:t xml:space="preserve"> </w:t>
       </w:r>
-      <w:hyperlink r:id="rId62">
+      <w:hyperlink r:id="rId68">
         <w:r>
           <w:rPr>
             <w:rStyle w:val="Hyperlink"/>
@@ -4453,9 +4971,9 @@
         <w:t xml:space="preserve">.</w:t>
       </w:r>
     </w:p>
-    <w:bookmarkEnd w:id="63"/>
-    <w:bookmarkEnd w:id="64"/>
-    <w:bookmarkEnd w:id="65"/>
+    <w:bookmarkEnd w:id="69"/>
+    <w:bookmarkEnd w:id="70"/>
+    <w:bookmarkEnd w:id="71"/>
     <w:sectPr>
       <w:footnotePr>
         <w:numRestart w:val="eachSect"/>
@@ -4803,6 +5321,9 @@
     <w:abstractNumId w:val="991"/>
   </w:num>
   <w:num w:numId="1016">
+    <w:abstractNumId w:val="991"/>
+  </w:num>
+  <w:num w:numId="1017">
     <w:abstractNumId w:val="99411"/>
     <w:lvlOverride w:ilvl="0">
       <w:startOverride w:val="1"/>
@@ -4832,9 +5353,6 @@
       <w:startOverride w:val="1"/>
     </w:lvlOverride>
   </w:num>
-  <w:num w:numId="1017">
-    <w:abstractNumId w:val="991"/>
-  </w:num>
   <w:num w:numId="1018">
     <w:abstractNumId w:val="991"/>
   </w:num>
@@ -4848,6 +5366,9 @@
     <w:abstractNumId w:val="991"/>
   </w:num>
   <w:num w:numId="1022">
+    <w:abstractNumId w:val="991"/>
+  </w:num>
+  <w:num w:numId="1023">
     <w:abstractNumId w:val="991"/>
   </w:num>
 </w:numbering>

--- a/pr-preview/pr-202/chapters/citations-evidence.docx
+++ b/pr-preview/pr-202/chapters/citations-evidence.docx
@@ -15,7 +15,7 @@
         <w:pStyle w:val="Date"/>
       </w:pPr>
       <w:r>
-        <w:t xml:space="preserve">Last modified: 2026-10-16 04:17:13 (PDT)</w:t>
+        <w:t xml:space="preserve">Last modified: 2026-10-16 04:58:56 (PDT)</w:t>
       </w:r>
     </w:p>
     <w:p>
@@ -3267,13 +3267,98 @@
       </w:r>
     </w:p>
     <w:bookmarkEnd w:id="40"/>
-    <w:bookmarkStart w:id="41" w:name="cite-an-alias-directly"/>
+    <w:bookmarkStart w:id="43" w:name="verify-each-bibliography-entry"/>
     <w:p>
       <w:pPr>
         <w:pStyle w:val="Heading2"/>
       </w:pPr>
       <w:r>
-        <w:t xml:space="preserve">12 Cite an alias directly</w:t>
+        <w:t xml:space="preserve">12 Verify each bibliography entry</w:t>
+      </w:r>
+    </w:p>
+    <w:p>
+      <w:pPr>
+        <w:pStyle w:val="FirstParagraph"/>
+      </w:pPr>
+      <w:r>
+        <w:t xml:space="preserve">Check each detail of a bibliography entry against an official source.</w:t>
+      </w:r>
+      <w:r>
+        <w:t xml:space="preserve"> </w:t>
+      </w:r>
+      <w:r>
+        <w:t xml:space="preserve">Look the work up through</w:t>
+      </w:r>
+      <w:r>
+        <w:t xml:space="preserve"> </w:t>
+      </w:r>
+      <w:hyperlink r:id="rId41">
+        <w:r>
+          <w:rPr>
+            <w:rStyle w:val="Hyperlink"/>
+          </w:rPr>
+          <w:t xml:space="preserve">Crossref search</w:t>
+        </w:r>
+      </w:hyperlink>
+      <w:r>
+        <w:t xml:space="preserve"> </w:t>
+      </w:r>
+      <w:r>
+        <w:t xml:space="preserve">or its</w:t>
+      </w:r>
+      <w:r>
+        <w:t xml:space="preserve"> </w:t>
+      </w:r>
+      <w:hyperlink r:id="rId42">
+        <w:r>
+          <w:rPr>
+            <w:rStyle w:val="Hyperlink"/>
+          </w:rPr>
+          <w:t xml:space="preserve">REST API</w:t>
+        </w:r>
+      </w:hyperlink>
+      <w:r>
+        <w:t xml:space="preserve">,</w:t>
+      </w:r>
+      <w:r>
+        <w:t xml:space="preserve"> </w:t>
+      </w:r>
+      <w:r>
+        <w:t xml:space="preserve">check the title, volume, issue and pages against the record,</w:t>
+      </w:r>
+      <w:r>
+        <w:t xml:space="preserve"> </w:t>
+      </w:r>
+      <w:r>
+        <w:t xml:space="preserve">and add the DOI.</w:t>
+      </w:r>
+      <w:r>
+        <w:t xml:space="preserve"> </w:t>
+      </w:r>
+      <w:r>
+        <w:t xml:space="preserve">Check a constant in a cited theorem, such as the factors in an inequality,</w:t>
+      </w:r>
+      <w:r>
+        <w:t xml:space="preserve"> </w:t>
+      </w:r>
+      <w:r>
+        <w:t xml:space="preserve">against a second free, official source,</w:t>
+      </w:r>
+      <w:r>
+        <w:t xml:space="preserve"> </w:t>
+      </w:r>
+      <w:r>
+        <w:t xml:space="preserve">and say in the pull request what you checked against what.</w:t>
+      </w:r>
+    </w:p>
+    <w:bookmarkEnd w:id="43"/>
+    <w:bookmarkStart w:id="44" w:name="cite-an-alias-directly"/>
+    <w:p>
+      <w:pPr>
+        <w:pStyle w:val="Heading2"/>
+      </w:pPr>
+      <w:r>
+        <w:t xml:space="preserve">13 Cite an alias directly</w:t>
       </w:r>
     </w:p>
     <w:p>
@@ -3363,14 +3448,14 @@
         <w:t xml:space="preserve">also called the **alias** [@key, section]</w:t>
       </w:r>
     </w:p>
-    <w:bookmarkEnd w:id="41"/>
-    <w:bookmarkStart w:id="44" w:name="cite-the-original-for-named-results"/>
+    <w:bookmarkEnd w:id="44"/>
+    <w:bookmarkStart w:id="47" w:name="cite-the-original-for-named-results"/>
     <w:p>
       <w:pPr>
         <w:pStyle w:val="Heading2"/>
       </w:pPr>
       <w:r>
-        <w:t xml:space="preserve">13 Cite the original for named results</w:t>
+        <w:t xml:space="preserve">14 Cite the original for named results</w:t>
       </w:r>
     </w:p>
     <w:p>
@@ -3645,7 +3730,7 @@
       <w:r>
         <w:t xml:space="preserve"> </w:t>
       </w:r>
-      <w:hyperlink r:id="rId42">
+      <w:hyperlink r:id="rId45">
         <w:r>
           <w:rPr>
             <w:rStyle w:val="Hyperlink"/>
@@ -3671,7 +3756,7 @@
         <w:t xml:space="preserve">and never fill in a title, volume, or page number from memory.</w:t>
       </w:r>
     </w:p>
-    <w:bookmarkStart w:id="43" w:name="exm-cite-original"/>
+    <w:bookmarkStart w:id="46" w:name="exm-cite-original"/>
     <w:p>
       <w:pPr>
         <w:pStyle w:val="BodyText"/>
@@ -3745,15 +3830,15 @@
         <w:t xml:space="preserve">.</w:t>
       </w:r>
     </w:p>
-    <w:bookmarkEnd w:id="43"/>
-    <w:bookmarkEnd w:id="44"/>
-    <w:bookmarkStart w:id="45" w:name="put-the-content-first"/>
+    <w:bookmarkEnd w:id="46"/>
+    <w:bookmarkEnd w:id="47"/>
+    <w:bookmarkStart w:id="48" w:name="put-the-content-first"/>
     <w:p>
       <w:pPr>
         <w:pStyle w:val="Heading2"/>
       </w:pPr>
       <w:r>
-        <w:t xml:space="preserve">14 Put the content first</w:t>
+        <w:t xml:space="preserve">15 Put the content first</w:t>
       </w:r>
     </w:p>
     <w:p>
@@ -3800,14 +3885,14 @@
         <w:t xml:space="preserve">without commentary on who said it or where it was repeated.</w:t>
       </w:r>
     </w:p>
-    <w:bookmarkEnd w:id="45"/>
-    <w:bookmarkStart w:id="47" w:name="adapting-another-courses-material"/>
+    <w:bookmarkEnd w:id="48"/>
+    <w:bookmarkStart w:id="50" w:name="adapting-another-courses-material"/>
     <w:p>
       <w:pPr>
         <w:pStyle w:val="Heading2"/>
       </w:pPr>
       <w:r>
-        <w:t xml:space="preserve">15 Adapting another course’s material</w:t>
+        <w:t xml:space="preserve">16 Adapting another course’s material</w:t>
       </w:r>
     </w:p>
     <w:p>
@@ -4046,13 +4131,13 @@
         <w:t xml:space="preserve">:::</w:t>
       </w:r>
     </w:p>
-    <w:bookmarkStart w:id="46" w:name="material-from-your-own-repositories"/>
+    <w:bookmarkStart w:id="49" w:name="material-from-your-own-repositories"/>
     <w:p>
       <w:pPr>
         <w:pStyle w:val="Heading3"/>
       </w:pPr>
       <w:r>
-        <w:t xml:space="preserve">15.1 Material from your own repositories</w:t>
+        <w:t xml:space="preserve">16.1 Material from your own repositories</w:t>
       </w:r>
     </w:p>
     <w:p>
@@ -4175,15 +4260,15 @@
         <w:t xml:space="preserve">That link is a cross-reference, not an attribution.</w:t>
       </w:r>
     </w:p>
-    <w:bookmarkEnd w:id="46"/>
-    <w:bookmarkEnd w:id="47"/>
-    <w:bookmarkStart w:id="48" w:name="common-citation-errors-to-avoid"/>
+    <w:bookmarkEnd w:id="49"/>
+    <w:bookmarkEnd w:id="50"/>
+    <w:bookmarkStart w:id="51" w:name="common-citation-errors-to-avoid"/>
     <w:p>
       <w:pPr>
         <w:pStyle w:val="Heading2"/>
       </w:pPr>
       <w:r>
-        <w:t xml:space="preserve">16 Common citation errors to avoid</w:t>
+        <w:t xml:space="preserve">17 Common citation errors to avoid</w:t>
       </w:r>
     </w:p>
     <w:p>
@@ -4361,23 +4446,23 @@
         <w:t xml:space="preserve">: Failing to cite work that directly influenced your ideas</w:t>
       </w:r>
     </w:p>
-    <w:bookmarkEnd w:id="48"/>
-    <w:bookmarkStart w:id="54" w:name="examples"/>
+    <w:bookmarkEnd w:id="51"/>
+    <w:bookmarkStart w:id="57" w:name="examples"/>
     <w:p>
       <w:pPr>
         <w:pStyle w:val="Heading2"/>
       </w:pPr>
       <w:r>
-        <w:t xml:space="preserve">17 Examples</w:t>
-      </w:r>
-    </w:p>
-    <w:bookmarkStart w:id="49" w:name="poor-unsupported-claim"/>
+        <w:t xml:space="preserve">18 Examples</w:t>
+      </w:r>
+    </w:p>
+    <w:bookmarkStart w:id="52" w:name="poor-unsupported-claim"/>
     <w:p>
       <w:pPr>
         <w:pStyle w:val="Heading3"/>
       </w:pPr>
       <w:r>
-        <w:t xml:space="preserve">17.1 Poor (unsupported claim)</w:t>
+        <w:t xml:space="preserve">18.1 Poor (unsupported claim)</w:t>
       </w:r>
     </w:p>
     <w:p>
@@ -4403,14 +4488,14 @@
         <w:t xml:space="preserve">: This claim is stated as fact without any support.</w:t>
       </w:r>
     </w:p>
-    <w:bookmarkEnd w:id="49"/>
-    <w:bookmarkStart w:id="50" w:name="better-citation-provided"/>
+    <w:bookmarkEnd w:id="52"/>
+    <w:bookmarkStart w:id="53" w:name="better-citation-provided"/>
     <w:p>
       <w:pPr>
         <w:pStyle w:val="Heading3"/>
       </w:pPr>
       <w:r>
-        <w:t xml:space="preserve">17.2 Better (citation provided)</w:t>
+        <w:t xml:space="preserve">18.2 Better (citation provided)</w:t>
       </w:r>
     </w:p>
     <w:p>
@@ -4445,14 +4530,14 @@
         <w:t xml:space="preserve">: Citations provide evidence for the claim.</w:t>
       </w:r>
     </w:p>
-    <w:bookmarkEnd w:id="50"/>
-    <w:bookmarkStart w:id="51" w:name="best-citation-with-context"/>
+    <w:bookmarkEnd w:id="53"/>
+    <w:bookmarkStart w:id="54" w:name="best-citation-with-context"/>
     <w:p>
       <w:pPr>
         <w:pStyle w:val="Heading3"/>
       </w:pPr>
       <w:r>
-        <w:t xml:space="preserve">17.3 Best (citation with context)</w:t>
+        <w:t xml:space="preserve">18.3 Best (citation with context)</w:t>
       </w:r>
     </w:p>
     <w:p>
@@ -4499,14 +4584,14 @@
         <w:t xml:space="preserve">: The specific support each citation provides is explained.</w:t>
       </w:r>
     </w:p>
-    <w:bookmarkEnd w:id="51"/>
-    <w:bookmarkStart w:id="52" w:name="poor-irrelevant-citation"/>
+    <w:bookmarkEnd w:id="54"/>
+    <w:bookmarkStart w:id="55" w:name="poor-irrelevant-citation"/>
     <w:p>
       <w:pPr>
         <w:pStyle w:val="Heading3"/>
       </w:pPr>
       <w:r>
-        <w:t xml:space="preserve">17.4 Poor (irrelevant citation)</w:t>
+        <w:t xml:space="preserve">18.4 Poor (irrelevant citation)</w:t>
       </w:r>
     </w:p>
     <w:p>
@@ -4541,14 +4626,14 @@
         <w:t xml:space="preserve">: Knuth’s 1984 paper on literate programming doesn’t address Python or data science.</w:t>
       </w:r>
     </w:p>
-    <w:bookmarkEnd w:id="52"/>
-    <w:bookmarkStart w:id="53" w:name="better-relevant-citation"/>
+    <w:bookmarkEnd w:id="55"/>
+    <w:bookmarkStart w:id="56" w:name="better-relevant-citation"/>
     <w:p>
       <w:pPr>
         <w:pStyle w:val="Heading3"/>
       </w:pPr>
       <w:r>
-        <w:t xml:space="preserve">17.5 Better (relevant citation)</w:t>
+        <w:t xml:space="preserve">18.5 Better (relevant citation)</w:t>
       </w:r>
     </w:p>
     <w:p>
@@ -4583,15 +4668,15 @@
         <w:t xml:space="preserve">: The citation is to a current survey of programming language usage.</w:t>
       </w:r>
     </w:p>
-    <w:bookmarkEnd w:id="53"/>
-    <w:bookmarkEnd w:id="54"/>
-    <w:bookmarkStart w:id="71" w:name="conclusion"/>
+    <w:bookmarkEnd w:id="56"/>
+    <w:bookmarkEnd w:id="57"/>
+    <w:bookmarkStart w:id="74" w:name="conclusion"/>
     <w:p>
       <w:pPr>
         <w:pStyle w:val="Heading2"/>
       </w:pPr>
       <w:r>
-        <w:t xml:space="preserve">18 Conclusion</w:t>
+        <w:t xml:space="preserve">19 Conclusion</w:t>
       </w:r>
     </w:p>
     <w:p>
@@ -4644,8 +4729,8 @@
         <w:t xml:space="preserve">add a citation or present direct evidence.</w:t>
       </w:r>
     </w:p>
-    <w:bookmarkStart w:id="70" w:name="refs"/>
-    <w:bookmarkStart w:id="56" w:name="ref-bienayme1853"/>
+    <w:bookmarkStart w:id="73" w:name="refs"/>
+    <w:bookmarkStart w:id="59" w:name="ref-bienayme1853"/>
     <w:p>
       <w:pPr>
         <w:pStyle w:val="Bibliography"/>
@@ -4690,7 +4775,7 @@
       <w:r>
         <w:t xml:space="preserve"> </w:t>
       </w:r>
-      <w:hyperlink r:id="rId55">
+      <w:hyperlink r:id="rId58">
         <w:r>
           <w:rPr>
             <w:rStyle w:val="Hyperlink"/>
@@ -4702,8 +4787,8 @@
         <w:t xml:space="preserve">.</w:t>
       </w:r>
     </w:p>
-    <w:bookmarkEnd w:id="56"/>
-    <w:bookmarkStart w:id="58" w:name="ref-blitzstein2019introduction"/>
+    <w:bookmarkEnd w:id="59"/>
+    <w:bookmarkStart w:id="61" w:name="ref-blitzstein2019introduction"/>
     <w:p>
       <w:pPr>
         <w:pStyle w:val="Bibliography"/>
@@ -4727,7 +4812,7 @@
       <w:r>
         <w:t xml:space="preserve"> </w:t>
       </w:r>
-      <w:hyperlink r:id="rId57">
+      <w:hyperlink r:id="rId60">
         <w:r>
           <w:rPr>
             <w:rStyle w:val="Hyperlink"/>
@@ -4739,8 +4824,8 @@
         <w:t xml:space="preserve">.</w:t>
       </w:r>
     </w:p>
-    <w:bookmarkEnd w:id="58"/>
-    <w:bookmarkStart w:id="60" w:name="ref-hawkins2004"/>
+    <w:bookmarkEnd w:id="61"/>
+    <w:bookmarkStart w:id="63" w:name="ref-hawkins2004"/>
     <w:p>
       <w:pPr>
         <w:pStyle w:val="Bibliography"/>
@@ -4773,7 +4858,7 @@
       <w:r>
         <w:t xml:space="preserve"> </w:t>
       </w:r>
-      <w:hyperlink r:id="rId59">
+      <w:hyperlink r:id="rId62">
         <w:r>
           <w:rPr>
             <w:rStyle w:val="Hyperlink"/>
@@ -4785,8 +4870,8 @@
         <w:t xml:space="preserve">.</w:t>
       </w:r>
     </w:p>
-    <w:bookmarkEnd w:id="60"/>
-    <w:bookmarkStart w:id="62" w:name="ref-knuth84"/>
+    <w:bookmarkEnd w:id="63"/>
+    <w:bookmarkStart w:id="65" w:name="ref-knuth84"/>
     <w:p>
       <w:pPr>
         <w:pStyle w:val="Bibliography"/>
@@ -4819,7 +4904,7 @@
       <w:r>
         <w:t xml:space="preserve"> </w:t>
       </w:r>
-      <w:hyperlink r:id="rId61">
+      <w:hyperlink r:id="rId64">
         <w:r>
           <w:rPr>
             <w:rStyle w:val="Hyperlink"/>
@@ -4831,8 +4916,8 @@
         <w:t xml:space="preserve">.</w:t>
       </w:r>
     </w:p>
-    <w:bookmarkEnd w:id="62"/>
-    <w:bookmarkStart w:id="63" w:name="ref-mitchell1997"/>
+    <w:bookmarkEnd w:id="65"/>
+    <w:bookmarkStart w:id="66" w:name="ref-mitchell1997"/>
     <w:p>
       <w:pPr>
         <w:pStyle w:val="Bibliography"/>
@@ -4854,8 +4939,8 @@
         <w:t xml:space="preserve">. McGraw-Hill.</w:t>
       </w:r>
     </w:p>
-    <w:bookmarkEnd w:id="63"/>
-    <w:bookmarkStart w:id="65" w:name="ref-stackoverflow2024"/>
+    <w:bookmarkEnd w:id="66"/>
+    <w:bookmarkStart w:id="68" w:name="ref-stackoverflow2024"/>
     <w:p>
       <w:pPr>
         <w:pStyle w:val="Bibliography"/>
@@ -4879,7 +4964,7 @@
       <w:r>
         <w:t xml:space="preserve"> </w:t>
       </w:r>
-      <w:hyperlink r:id="rId64">
+      <w:hyperlink r:id="rId67">
         <w:r>
           <w:rPr>
             <w:rStyle w:val="Hyperlink"/>
@@ -4891,8 +4976,8 @@
         <w:t xml:space="preserve">.</w:t>
       </w:r>
     </w:p>
-    <w:bookmarkEnd w:id="65"/>
-    <w:bookmarkStart w:id="67" w:name="ref-tchebichef1867"/>
+    <w:bookmarkEnd w:id="68"/>
+    <w:bookmarkStart w:id="70" w:name="ref-tchebichef1867"/>
     <w:p>
       <w:pPr>
         <w:pStyle w:val="Bibliography"/>
@@ -4922,7 +5007,7 @@
       <w:r>
         <w:t xml:space="preserve"> </w:t>
       </w:r>
-      <w:hyperlink r:id="rId66">
+      <w:hyperlink r:id="rId69">
         <w:r>
           <w:rPr>
             <w:rStyle w:val="Hyperlink"/>
@@ -4934,8 +5019,8 @@
         <w:t xml:space="preserve">.</w:t>
       </w:r>
     </w:p>
-    <w:bookmarkEnd w:id="67"/>
-    <w:bookmarkStart w:id="69" w:name="ref-vapnik1998"/>
+    <w:bookmarkEnd w:id="70"/>
+    <w:bookmarkStart w:id="72" w:name="ref-vapnik1998"/>
     <w:p>
       <w:pPr>
         <w:pStyle w:val="Bibliography"/>
@@ -4959,7 +5044,7 @@
       <w:r>
         <w:t xml:space="preserve"> </w:t>
       </w:r>
-      <w:hyperlink r:id="rId68">
+      <w:hyperlink r:id="rId71">
         <w:r>
           <w:rPr>
             <w:rStyle w:val="Hyperlink"/>
@@ -4971,9 +5056,9 @@
         <w:t xml:space="preserve">.</w:t>
       </w:r>
     </w:p>
-    <w:bookmarkEnd w:id="69"/>
-    <w:bookmarkEnd w:id="70"/>
-    <w:bookmarkEnd w:id="71"/>
+    <w:bookmarkEnd w:id="72"/>
+    <w:bookmarkEnd w:id="73"/>
+    <w:bookmarkEnd w:id="74"/>
     <w:sectPr>
       <w:footnotePr>
         <w:numRestart w:val="eachSect"/>
